--- a/v4/docs/previous-submission/PDFs-KNOSYS-2026-10-05/enviar/manuscript-anonymous.docx
+++ b/v4/docs/previous-submission/PDFs-KNOSYS-2026-10-05/enviar/manuscript-anonymous.docx
@@ -14365,18 +14365,40 @@
       <w:r>
         <w:t xml:space="preserve"> </w:t>
       </w:r>
-      <w:r>
-        <w:t xml:space="preserve">${\color{blue}\GoneMten\%}$</w:t>
-      </w:r>
+      <m:oMath>
+        <m:r>
+          <m:t>7</m:t>
+        </m:r>
+        <m:r>
+          <m:t>9.07</m:t>
+        </m:r>
+        <m:r>
+          <m:rPr>
+            <m:sty m:val="p"/>
+          </m:rPr>
+          <m:t>%</m:t>
+        </m:r>
+      </m:oMath>
       <w:r>
         <w:t xml:space="preserve">;</w:t>
       </w:r>
       <w:r>
         <w:t xml:space="preserve"> </w:t>
       </w:r>
-      <w:r>
-        <w:t xml:space="preserve">${\color{blue}\GoneFourMten\%}$</w:t>
-      </w:r>
+      <m:oMath>
+        <m:r>
+          <m:t>7</m:t>
+        </m:r>
+        <m:r>
+          <m:t>9.72</m:t>
+        </m:r>
+        <m:r>
+          <m:rPr>
+            <m:sty m:val="p"/>
+          </m:rPr>
+          <m:t>%</m:t>
+        </m:r>
+      </m:oMath>
       <w:r>
         <w:t xml:space="preserve"> </w:t>
       </w:r>
@@ -14649,9 +14671,26 @@
       <w:r>
         <w:t xml:space="preserve"> </w:t>
       </w:r>
-      <w:r>
-        <w:t xml:space="preserve">$\GoneFourMten\%\pm1.7$</w:t>
-      </w:r>
+      <m:oMath>
+        <m:r>
+          <m:t>79.72</m:t>
+        </m:r>
+        <m:r>
+          <m:rPr>
+            <m:sty m:val="p"/>
+          </m:rPr>
+          <m:t>%</m:t>
+        </m:r>
+        <m:r>
+          <m:rPr>
+            <m:sty m:val="p"/>
+          </m:rPr>
+          <m:t>±</m:t>
+        </m:r>
+        <m:r>
+          <m:t>1.73</m:t>
+        </m:r>
+      </m:oMath>
       <w:r>
         <w:t xml:space="preserve"> pp at Gen10, giving a cross-protocol</w:t>
       </w:r>
@@ -15406,7 +15445,7 @@
               <w:jc w:val="left"/>
             </w:pPr>
             <w:r>
-              <w:t xml:space="preserve">%</w:t>
+              <w:t xml:space="preserve">79.72%</w:t>
             </w:r>
           </w:p>
         </w:tc>
@@ -15471,9 +15510,17 @@
       <w:r>
         <w:t xml:space="preserve"> </w:t>
       </w:r>
-      <w:r>
-        <w:t xml:space="preserve">$\GoneMten\%$</w:t>
-      </w:r>
+      <m:oMath>
+        <m:r>
+          <m:t>79.07</m:t>
+        </m:r>
+        <m:r>
+          <m:rPr>
+            <m:sty m:val="p"/>
+          </m:rPr>
+          <m:t>%</m:t>
+        </m:r>
+      </m:oMath>
       <w:r>
         <w:t xml:space="preserve">. See §4.6.</w:t>
       </w:r>
@@ -15903,9 +15950,17 @@
       <w:r>
         <w:t xml:space="preserve"> </w:t>
       </w:r>
-      <w:r>
-        <w:t xml:space="preserve">$\GoneFourMten\%$</w:t>
-      </w:r>
+      <m:oMath>
+        <m:r>
+          <m:t>79.72</m:t>
+        </m:r>
+        <m:r>
+          <m:rPr>
+            <m:sty m:val="p"/>
+          </m:rPr>
+          <m:t>%</m:t>
+        </m:r>
+      </m:oMath>
       <w:r>
         <w:t xml:space="preserve"> </w:t>
       </w:r>
@@ -15967,18 +16022,34 @@
       <w:r>
         <w:t xml:space="preserve"> </w:t>
       </w:r>
-      <w:r>
-        <w:t xml:space="preserve">$\GoneFourteenSlope$</w:t>
-      </w:r>
+      <m:oMath>
+        <m:r>
+          <m:rPr>
+            <m:sty m:val="p"/>
+          </m:rPr>
+          <m:t>−</m:t>
+        </m:r>
+        <m:r>
+          <m:t>1.19</m:t>
+        </m:r>
+      </m:oMath>
       <w:r>
         <w:t xml:space="preserve"> pp per generation; the three-seed G1 subset alone gives</w:t>
       </w:r>
       <w:r>
         <w:t xml:space="preserve"> </w:t>
       </w:r>
-      <w:r>
-        <w:t xml:space="preserve">$\GoneSlope$</w:t>
-      </w:r>
+      <m:oMath>
+        <m:r>
+          <m:rPr>
+            <m:sty m:val="p"/>
+          </m:rPr>
+          <m:t>−</m:t>
+        </m:r>
+        <m:r>
+          <m:t>1.28</m:t>
+        </m:r>
+      </m:oMath>
       <w:r>
         <w:t xml:space="preserve"> pp/generation.</w:t>
       </w:r>
@@ -16110,10 +16181,7 @@
         <w:t xml:space="preserve"> </w:t>
       </w:r>
       <w:r>
-        <w:t xml:space="preserve">(</w:t>
-      </w:r>
-      <w:r>
-        <w:t xml:space="preserve">%) is substantially larger than any gap between adjacent lower-rank</w:t>
+        <w:t xml:space="preserve">(79.07%) is substantially larger than any gap between adjacent lower-rank</w:t>
       </w:r>
       <w:r>
         <w:t xml:space="preserve"> </w:t>
@@ -16263,9 +16331,26 @@
       <w:r>
         <w:t xml:space="preserve"> </w:t>
       </w:r>
-      <w:r>
-        <w:t xml:space="preserve">$\GoneFourMten\%\pm1.7$</w:t>
-      </w:r>
+      <m:oMath>
+        <m:r>
+          <m:t>79.72</m:t>
+        </m:r>
+        <m:r>
+          <m:rPr>
+            <m:sty m:val="p"/>
+          </m:rPr>
+          <m:t>%</m:t>
+        </m:r>
+        <m:r>
+          <m:rPr>
+            <m:sty m:val="p"/>
+          </m:rPr>
+          <m:t>±</m:t>
+        </m:r>
+        <m:r>
+          <m:t>1.73</m:t>
+        </m:r>
+      </m:oMath>
       <w:r>
         <w:t xml:space="preserve"> pp</w:t>
       </w:r>
@@ -16286,7 +16371,7 @@
           <m:t>[</m:t>
         </m:r>
         <m:r>
-          <m:t>77.9</m:t>
+          <m:t>77.90</m:t>
         </m:r>
         <m:r>
           <m:rPr>
@@ -16295,7 +16380,7 @@
           <m:t>,</m:t>
         </m:r>
         <m:r>
-          <m:t>81.5</m:t>
+          <m:t>81.50</m:t>
         </m:r>
         <m:r>
           <m:rPr>
@@ -16305,7 +16390,7 @@
         </m:r>
       </m:oMath>
       <w:r>
-        <w:t xml:space="preserve">, range 78.2–82.1%).</w:t>
+        <w:t xml:space="preserve">, range 78.20–82.1%).</w:t>
       </w:r>
       <w:r>
         <w:t xml:space="preserve"> </w:t>
@@ -16316,9 +16401,26 @@
       <w:r>
         <w:t xml:space="preserve"> </w:t>
       </w:r>
-      <w:r>
-        <w:t xml:space="preserve">$\GoneMten\%\pm1.5$</w:t>
-      </w:r>
+      <m:oMath>
+        <m:r>
+          <m:t>79.07</m:t>
+        </m:r>
+        <m:r>
+          <m:rPr>
+            <m:sty m:val="p"/>
+          </m:rPr>
+          <m:t>%</m:t>
+        </m:r>
+        <m:r>
+          <m:rPr>
+            <m:sty m:val="p"/>
+          </m:rPr>
+          <m:t>±</m:t>
+        </m:r>
+        <m:r>
+          <m:t>1.50</m:t>
+        </m:r>
+      </m:oMath>
       <w:r>
         <w:t xml:space="preserve"> pp</w:t>
       </w:r>
@@ -16339,7 +16441,7 @@
           <m:t>[</m:t>
         </m:r>
         <m:r>
-          <m:t>75.4</m:t>
+          <m:t>75.30</m:t>
         </m:r>
         <m:r>
           <m:rPr>
@@ -16348,7 +16450,7 @@
           <m:t>,</m:t>
         </m:r>
         <m:r>
-          <m:t>82.7</m:t>
+          <m:t>82.80</m:t>
         </m:r>
         <m:r>
           <m:rPr>
@@ -16393,13 +16495,7 @@
         <w:t xml:space="preserve"> </w:t>
       </w:r>
       <w:r>
-        <w:t xml:space="preserve">returned</w:t>
-      </w:r>
-      <w:r>
-        <w:t xml:space="preserve"> </w:t>
-      </w:r>
-      <w:r>
-        <w:t xml:space="preserve">% Gen10 retention.</w:t>
+        <w:t xml:space="preserve">returned 97.40% Gen10 retention.</w:t>
       </w:r>
       <w:r>
         <w:t xml:space="preserve"> </w:t>
@@ -16649,9 +16745,11 @@
       <w:r>
         <w:t xml:space="preserve"> </w:t>
       </w:r>
-      <w:r>
-        <w:t xml:space="preserve">$\DeltaRanks$</w:t>
-      </w:r>
+      <m:oMath>
+        <m:r>
+          <m:t>17.70</m:t>
+        </m:r>
+      </m:oMath>
       <w:r>
         <w:t xml:space="preserve"> pp (</w:t>
       </w:r>
@@ -16670,13 +16768,7 @@
         </m:r>
       </m:oMath>
       <w:r>
-        <w:t xml:space="preserve">:</w:t>
-      </w:r>
-      <w:r>
-        <w:t xml:space="preserve"> </w:t>
-      </w:r>
-      <w:r>
-        <w:t xml:space="preserve">%;</w:t>
+        <w:t xml:space="preserve">: 97.40%;</w:t>
       </w:r>
       <w:r>
         <w:t xml:space="preserve"> </w:t>
@@ -16715,9 +16807,17 @@
       <w:r>
         <w:t xml:space="preserve"> </w:t>
       </w:r>
-      <w:r>
-        <w:t xml:space="preserve">$\GoneFourMten\%$</w:t>
-      </w:r>
+      <m:oMath>
+        <m:r>
+          <m:t>79.72</m:t>
+        </m:r>
+        <m:r>
+          <m:rPr>
+            <m:sty m:val="p"/>
+          </m:rPr>
+          <m:t>%</m:t>
+        </m:r>
+      </m:oMath>
       <w:r>
         <w:t xml:space="preserve">),</w:t>
       </w:r>
@@ -16964,7 +17064,7 @@
         <w:t xml:space="preserve"> </w:t>
       </w:r>
       <w:r>
-        <w:t xml:space="preserve">${\color{blue}\lvert K_0\rvert= 78}$</w:t>
+        <w:t xml:space="preserve">${\color{blue}\lvert K_0\rvert = 78}$</w:t>
       </w:r>
       <w:r>
         <w:t xml:space="preserve">). C</w:t>
@@ -17025,7 +17125,7 @@
         <w:tblStyle w:val="Table"/>
         <w:tblW w:type="auto" w:w="0"/>
         <w:tblLook w:firstRow="1" w:lastRow="0" w:firstColumn="0" w:lastColumn="0" w:noHBand="0" w:noVBand="0" w:val="0020"/>
-        <w:tblCaption w:val="Item-level transitions across recursive generations on Qwen 2.5 1.5B (seed 15, {\color{blue}\lvert K_0\rvert= 78}). C\toW (Correct\toWrong): facts lost; W\toC (Wrong\toCorrect): facts recovered."/>
+        <w:tblCaption w:val="Item-level transitions across recursive generations on Qwen 2.5 1.5B (seed 15, {\color{blue}\lvert K_0\rvert = 78}). C\toW (Correct\toWrong): facts lost; W\toC (Wrong\toCorrect): facts recovered."/>
       </w:tblPr>
       <w:tblGrid>
         <w:gridCol w:w="1320"/>
@@ -18075,7 +18175,7 @@
       </w:r>
       <m:oMath>
         <m:r>
-          <m:t>94.3</m:t>
+          <m:t>94.35</m:t>
         </m:r>
         <m:r>
           <m:rPr>
@@ -18130,7 +18230,7 @@
       </w:r>
       <m:oMath>
         <m:r>
-          <m:t>56.5</m:t>
+          <m:t>56.52</m:t>
         </m:r>
         <m:r>
           <m:rPr>
@@ -18174,18 +18274,52 @@
       <w:r>
         <w:t xml:space="preserve"> </w:t>
       </w:r>
-      <w:r>
-        <w:t xml:space="preserve">$\GthreeDeltaRanks$</w:t>
-      </w:r>
+      <m:oMath>
+        <m:r>
+          <m:t>37.80</m:t>
+        </m:r>
+      </m:oMath>
       <w:r>
         <w:t xml:space="preserve"> pp (computed from raw item counts,</w:t>
       </w:r>
       <w:r>
         <w:t xml:space="preserve"> </w:t>
       </w:r>
-      <w:r>
-        <w:t xml:space="preserve">$|K_0|=\GthreeKzero$</w:t>
-      </w:r>
+      <m:oMath>
+        <m:r>
+          <m:rPr>
+            <m:sty m:val="p"/>
+          </m:rPr>
+          <m:t>|</m:t>
+        </m:r>
+        <m:sSub>
+          <m:e>
+            <m:r>
+              <m:t>K</m:t>
+            </m:r>
+          </m:e>
+          <m:sub>
+            <m:r>
+              <m:t>0</m:t>
+            </m:r>
+          </m:sub>
+        </m:sSub>
+        <m:r>
+          <m:rPr>
+            <m:sty m:val="p"/>
+          </m:rPr>
+          <m:t>|</m:t>
+        </m:r>
+        <m:r>
+          <m:rPr>
+            <m:sty m:val="p"/>
+          </m:rPr>
+          <m:t>=</m:t>
+        </m:r>
+        <m:r>
+          <m:t>46</m:t>
+        </m:r>
+      </m:oMath>
       <w:r>
         <w:t xml:space="preserve">). Because the seed assignment across ranks is not confirmed</w:t>
       </w:r>
@@ -18295,18 +18429,40 @@
       <w:r>
         <w:t xml:space="preserve"> </w:t>
       </w:r>
-      <w:r>
-        <w:t xml:space="preserve">$p=\GthreePermRanks$</w:t>
-      </w:r>
+      <m:oMath>
+        <m:r>
+          <m:t>p</m:t>
+        </m:r>
+        <m:r>
+          <m:rPr>
+            <m:sty m:val="p"/>
+          </m:rPr>
+          <m:t>=</m:t>
+        </m:r>
+        <m:r>
+          <m:t>0.0079</m:t>
+        </m:r>
+      </m:oMath>
       <w:r>
         <w:t xml:space="preserve">. The effect size is large (Hedges</w:t>
       </w:r>
       <w:r>
         <w:t xml:space="preserve"> </w:t>
       </w:r>
-      <w:r>
-        <w:t xml:space="preserve">$g \approx \GthreeHedgesG$</w:t>
-      </w:r>
+      <m:oMath>
+        <m:r>
+          <m:t>g</m:t>
+        </m:r>
+        <m:r>
+          <m:rPr>
+            <m:sty m:val="p"/>
+          </m:rPr>
+          <m:t>≈</m:t>
+        </m:r>
+        <m:r>
+          <m:t>13.29</m:t>
+        </m:r>
+      </m:oMath>
       <w:r>
         <w:t xml:space="preserve">)</w:t>
       </w:r>
@@ -21810,7 +21966,7 @@
         <w:t xml:space="preserve"> </w:t>
       </w:r>
       <w:r>
-        <w:t xml:space="preserve">${\color{blue}\lvert K_0\rvert= 78}$</w:t>
+        <w:t xml:space="preserve">${\color{blue}\lvert K_0\rvert = 78}$</w:t>
       </w:r>
       <w:r>
         <w:t xml:space="preserve"> </w:t>
@@ -21824,7 +21980,7 @@
         <w:tblStyle w:val="Table"/>
         <w:tblW w:type="auto" w:w="0"/>
         <w:tblLook w:firstRow="1" w:lastRow="0" w:firstColumn="0" w:lastColumn="0" w:noHBand="0" w:noVBand="0" w:val="0020"/>
-        <w:tblCaption w:val="Rank \times learning rate joint-dependence matrix on Qwen 2.5 1.5B (retention evaluated at Gen5; {\color{blue}\lvert K_0\rvert= 78} items defined at generation 0, seed 15)."/>
+        <w:tblCaption w:val="Rank \times learning rate joint-dependence matrix on Qwen 2.5 1.5B (retention evaluated at Gen5; {\color{blue}\lvert K_0\rvert = 78} items defined at generation 0, seed 15)."/>
       </w:tblPr>
       <w:tblGrid>
         <w:gridCol w:w="1980"/>
@@ -23326,7 +23482,16 @@
         <w:t xml:space="preserve"> </w:t>
       </w:r>
       <w:r>
-        <w:t xml:space="preserve">2673 to 745, and baseline persistence falls to 5.2%. We refer to this as a</w:t>
+        <w:t xml:space="preserve">2673 to 745, and baseline persistence falls to</w:t>
+      </w:r>
+      <w:r>
+        <w:t xml:space="preserve"> </w:t>
+      </w:r>
+      <w:r>
+        <w:t xml:space="preserve">5.1</w:t>
+      </w:r>
+      <w:r>
+        <w:t xml:space="preserve">%. We refer to this as a</w:t>
       </w:r>
       <w:r>
         <w:t xml:space="preserve"> </w:t>
@@ -25735,7 +25900,7 @@
           <m:t>=</m:t>
         </m:r>
         <m:r>
-          <m:t>0.200</m:t>
+          <m:t>0.160</m:t>
         </m:r>
       </m:oMath>
       <w:r>
@@ -25827,6 +25992,72 @@
           <m:t>=</m:t>
         </m:r>
         <m:r>
+          <m:t>0.0044</m:t>
+        </m:r>
+      </m:oMath>
+      <w:r>
+        <w:t xml:space="preserve">, 95% CI</w:t>
+      </w:r>
+      <w:r>
+        <w:t xml:space="preserve"> </w:t>
+      </w:r>
+      <m:oMath>
+        <m:r>
+          <m:rPr>
+            <m:sty m:val="p"/>
+          </m:rPr>
+          <m:t>[</m:t>
+        </m:r>
+        <m:r>
+          <m:t>2.5</m:t>
+        </m:r>
+        <m:r>
+          <m:rPr>
+            <m:sty m:val="p"/>
+          </m:rPr>
+          <m:t>,</m:t>
+        </m:r>
+        <m:r>
+          <m:t>7.2</m:t>
+        </m:r>
+        <m:r>
+          <m:rPr>
+            <m:sty m:val="p"/>
+          </m:rPr>
+          <m:t>]</m:t>
+        </m:r>
+      </m:oMath>
+      <w:r>
+        <w:t xml:space="preserve">), and</w:t>
+      </w:r>
+      <w:r>
+        <w:t xml:space="preserve"> </w:t>
+      </w:r>
+      <m:oMath>
+        <m:r>
+          <m:rPr>
+            <m:sty m:val="p"/>
+          </m:rPr>
+          <m:t>+</m:t>
+        </m:r>
+        <m:r>
+          <m:t>9.2</m:t>
+        </m:r>
+      </m:oMath>
+      <w:r>
+        <w:t xml:space="preserve"> pp at 50% (</w:t>
+      </w:r>
+      <m:oMath>
+        <m:r>
+          <m:t>p</m:t>
+        </m:r>
+        <m:r>
+          <m:rPr>
+            <m:sty m:val="p"/>
+          </m:rPr>
+          <m:t>&lt;</m:t>
+        </m:r>
+        <m:r>
           <m:t>0.001</m:t>
         </m:r>
       </m:oMath>
@@ -25844,7 +26075,7 @@
           <m:t>[</m:t>
         </m:r>
         <m:r>
-          <m:t>2.5</m:t>
+          <m:t>6.9</m:t>
         </m:r>
         <m:r>
           <m:rPr>
@@ -25853,7 +26084,7 @@
           <m:t>,</m:t>
         </m:r>
         <m:r>
-          <m:t>7.2</m:t>
+          <m:t>11.6</m:t>
         </m:r>
         <m:r>
           <m:rPr>
@@ -25863,10 +26094,13 @@
         </m:r>
       </m:oMath>
       <w:r>
-        <w:t xml:space="preserve">), and</w:t>
-      </w:r>
-      <w:r>
-        <w:t xml:space="preserve"> </w:t>
+        <w:t xml:space="preserve">). At Gen 5, the</w:t>
+      </w:r>
+      <w:r>
+        <w:t xml:space="preserve"> </w:t>
+      </w:r>
+      <w:r>
+        <w:t xml:space="preserve">gains are smaller and more uniform (</w:t>
       </w:r>
       <m:oMath>
         <m:r>
@@ -25876,11 +26110,65 @@
           <m:t>+</m:t>
         </m:r>
         <m:r>
-          <m:t>9.2</m:t>
-        </m:r>
-      </m:oMath>
-      <w:r>
-        <w:t xml:space="preserve"> pp at 50% (</w:t>
+          <m:t>3.6</m:t>
+        </m:r>
+      </m:oMath>
+      <w:r>
+        <w:t xml:space="preserve">,</w:t>
+      </w:r>
+      <w:r>
+        <w:t xml:space="preserve"> </w:t>
+      </w:r>
+      <m:oMath>
+        <m:r>
+          <m:rPr>
+            <m:sty m:val="p"/>
+          </m:rPr>
+          <m:t>+</m:t>
+        </m:r>
+        <m:r>
+          <m:t>3.8</m:t>
+        </m:r>
+      </m:oMath>
+      <w:r>
+        <w:t xml:space="preserve">,</w:t>
+      </w:r>
+      <w:r>
+        <w:t xml:space="preserve"> </w:t>
+      </w:r>
+      <m:oMath>
+        <m:r>
+          <m:rPr>
+            <m:sty m:val="p"/>
+          </m:rPr>
+          <m:t>+</m:t>
+        </m:r>
+        <m:r>
+          <m:t>4.4</m:t>
+        </m:r>
+      </m:oMath>
+      <w:r>
+        <w:t xml:space="preserve"> pp;</w:t>
+      </w:r>
+      <w:r>
+        <w:t xml:space="preserve"> </w:t>
+      </w:r>
+      <w:r>
+        <w:t xml:space="preserve">paired</w:t>
+      </w:r>
+      <w:r>
+        <w:t xml:space="preserve"> </w:t>
+      </w:r>
+      <m:oMath>
+        <m:r>
+          <m:t>t</m:t>
+        </m:r>
+      </m:oMath>
+      <w:r>
+        <w:t xml:space="preserve">-test</w:t>
+      </w:r>
+      <w:r>
+        <w:t xml:space="preserve"> </w:t>
       </w:r>
       <m:oMath>
         <m:r>
@@ -25890,6 +26178,37 @@
           <m:rPr>
             <m:sty m:val="p"/>
           </m:rPr>
+          <m:t>=</m:t>
+        </m:r>
+        <m:r>
+          <m:t>0.009</m:t>
+        </m:r>
+      </m:oMath>
+      <w:r>
+        <w:t xml:space="preserve">,</w:t>
+      </w:r>
+      <w:r>
+        <w:t xml:space="preserve"> </w:t>
+      </w:r>
+      <m:oMath>
+        <m:r>
+          <m:t>0.003</m:t>
+        </m:r>
+      </m:oMath>
+      <w:r>
+        <w:t xml:space="preserve">,</w:t>
+      </w:r>
+      <w:r>
+        <w:t xml:space="preserve"> </w:t>
+      </w:r>
+      <m:oMath>
+        <m:r>
+          <m:t>p</m:t>
+        </m:r>
+        <m:r>
+          <m:rPr>
+            <m:sty m:val="p"/>
+          </m:rPr>
           <m:t>&lt;</m:t>
         </m:r>
         <m:r>
@@ -25897,160 +26216,6 @@
         </m:r>
       </m:oMath>
       <w:r>
-        <w:t xml:space="preserve">, 95% CI</w:t>
-      </w:r>
-      <w:r>
-        <w:t xml:space="preserve"> </w:t>
-      </w:r>
-      <m:oMath>
-        <m:r>
-          <m:rPr>
-            <m:sty m:val="p"/>
-          </m:rPr>
-          <m:t>[</m:t>
-        </m:r>
-        <m:r>
-          <m:t>6.9</m:t>
-        </m:r>
-        <m:r>
-          <m:rPr>
-            <m:sty m:val="p"/>
-          </m:rPr>
-          <m:t>,</m:t>
-        </m:r>
-        <m:r>
-          <m:t>11.6</m:t>
-        </m:r>
-        <m:r>
-          <m:rPr>
-            <m:sty m:val="p"/>
-          </m:rPr>
-          <m:t>]</m:t>
-        </m:r>
-      </m:oMath>
-      <w:r>
-        <w:t xml:space="preserve">). At Gen 5, the</w:t>
-      </w:r>
-      <w:r>
-        <w:t xml:space="preserve"> </w:t>
-      </w:r>
-      <w:r>
-        <w:t xml:space="preserve">gains are smaller and more uniform (</w:t>
-      </w:r>
-      <m:oMath>
-        <m:r>
-          <m:rPr>
-            <m:sty m:val="p"/>
-          </m:rPr>
-          <m:t>+</m:t>
-        </m:r>
-        <m:r>
-          <m:t>3.6</m:t>
-        </m:r>
-      </m:oMath>
-      <w:r>
-        <w:t xml:space="preserve">,</w:t>
-      </w:r>
-      <w:r>
-        <w:t xml:space="preserve"> </w:t>
-      </w:r>
-      <m:oMath>
-        <m:r>
-          <m:rPr>
-            <m:sty m:val="p"/>
-          </m:rPr>
-          <m:t>+</m:t>
-        </m:r>
-        <m:r>
-          <m:t>3.8</m:t>
-        </m:r>
-      </m:oMath>
-      <w:r>
-        <w:t xml:space="preserve">,</w:t>
-      </w:r>
-      <w:r>
-        <w:t xml:space="preserve"> </w:t>
-      </w:r>
-      <m:oMath>
-        <m:r>
-          <m:rPr>
-            <m:sty m:val="p"/>
-          </m:rPr>
-          <m:t>+</m:t>
-        </m:r>
-        <m:r>
-          <m:t>4.4</m:t>
-        </m:r>
-      </m:oMath>
-      <w:r>
-        <w:t xml:space="preserve"> pp;</w:t>
-      </w:r>
-      <w:r>
-        <w:t xml:space="preserve"> </w:t>
-      </w:r>
-      <w:r>
-        <w:t xml:space="preserve">paired</w:t>
-      </w:r>
-      <w:r>
-        <w:t xml:space="preserve"> </w:t>
-      </w:r>
-      <m:oMath>
-        <m:r>
-          <m:t>t</m:t>
-        </m:r>
-      </m:oMath>
-      <w:r>
-        <w:t xml:space="preserve">-test</w:t>
-      </w:r>
-      <w:r>
-        <w:t xml:space="preserve"> </w:t>
-      </w:r>
-      <m:oMath>
-        <m:r>
-          <m:t>p</m:t>
-        </m:r>
-        <m:r>
-          <m:rPr>
-            <m:sty m:val="p"/>
-          </m:rPr>
-          <m:t>=</m:t>
-        </m:r>
-        <m:r>
-          <m:t>0.009</m:t>
-        </m:r>
-      </m:oMath>
-      <w:r>
-        <w:t xml:space="preserve">,</w:t>
-      </w:r>
-      <w:r>
-        <w:t xml:space="preserve"> </w:t>
-      </w:r>
-      <m:oMath>
-        <m:r>
-          <m:t>0.003</m:t>
-        </m:r>
-      </m:oMath>
-      <w:r>
-        <w:t xml:space="preserve">,</w:t>
-      </w:r>
-      <w:r>
-        <w:t xml:space="preserve"> </w:t>
-      </w:r>
-      <m:oMath>
-        <m:r>
-          <m:t>p</m:t>
-        </m:r>
-        <m:r>
-          <m:rPr>
-            <m:sty m:val="p"/>
-          </m:rPr>
-          <m:t>&lt;</m:t>
-        </m:r>
-        <m:r>
-          <m:t>0.001</m:t>
-        </m:r>
-      </m:oMath>
-      <w:r>
         <w:t xml:space="preserve">). A 50% reduction</w:t>
       </w:r>
       <w:r>
@@ -26062,9 +26227,17 @@
       <w:r>
         <w:t xml:space="preserve"> </w:t>
       </w:r>
-      <w:r>
-        <w:t xml:space="preserve">$\BsevenSlopeFifty$</w:t>
-      </w:r>
+      <m:oMath>
+        <m:r>
+          <m:rPr>
+            <m:sty m:val="p"/>
+          </m:rPr>
+          <m:t>−</m:t>
+        </m:r>
+        <m:r>
+          <m:t>0.15</m:t>
+        </m:r>
+      </m:oMath>
       <w:r>
         <w:t xml:space="preserve"> pp/generation</w:t>
       </w:r>
@@ -26077,9 +26250,17 @@
       <w:r>
         <w:t xml:space="preserve"> </w:t>
       </w:r>
-      <w:r>
-        <w:t xml:space="preserve">$\BsevenSlopeZero$</w:t>
-      </w:r>
+      <m:oMath>
+        <m:r>
+          <m:rPr>
+            <m:sty m:val="p"/>
+          </m:rPr>
+          <m:t>−</m:t>
+        </m:r>
+        <m:r>
+          <m:t>1.13</m:t>
+        </m:r>
+      </m:oMath>
       <w:r>
         <w:t xml:space="preserve"> pp/generation at 0% (mean across five seeds), shifting the system from the degradative to the bounded regime by the criterion of</w:t>
       </w:r>
@@ -26774,9 +26955,26 @@
       <w:r>
         <w:t xml:space="preserve">shows progressive degradation (</w:t>
       </w:r>
-      <w:r>
-        <w:t xml:space="preserve">$\GtwoMtenZero\%\pm\GtwoSDtenZero$</w:t>
-      </w:r>
+      <m:oMath>
+        <m:r>
+          <m:t>78.77</m:t>
+        </m:r>
+        <m:r>
+          <m:rPr>
+            <m:sty m:val="p"/>
+          </m:rPr>
+          <m:t>%</m:t>
+        </m:r>
+        <m:r>
+          <m:rPr>
+            <m:sty m:val="p"/>
+          </m:rPr>
+          <m:t>±</m:t>
+        </m:r>
+        <m:r>
+          <m:t>1.27</m:t>
+        </m:r>
+      </m:oMath>
       <w:r>
         <w:t xml:space="preserve"> pp</w:t>
       </w:r>
@@ -26789,9 +26987,17 @@
       <w:r>
         <w:t xml:space="preserve"> </w:t>
       </w:r>
-      <w:r>
-        <w:t xml:space="preserve">$\GtwoSlopeZero$</w:t>
-      </w:r>
+      <m:oMath>
+        <m:r>
+          <m:rPr>
+            <m:sty m:val="p"/>
+          </m:rPr>
+          <m:t>−</m:t>
+        </m:r>
+        <m:r>
+          <m:t>0.91</m:t>
+        </m:r>
+      </m:oMath>
       <w:r>
         <w:t xml:space="preserve"> pp/gen). Reducing exposure by 10%, 25%, and</w:t>
       </w:r>
@@ -26804,9 +27010,17 @@
       <w:r>
         <w:t xml:space="preserve"> </w:t>
       </w:r>
-      <w:r>
-        <w:t xml:space="preserve">$\GtwoDeltatenTen$</w:t>
-      </w:r>
+      <m:oMath>
+        <m:r>
+          <m:rPr>
+            <m:sty m:val="p"/>
+          </m:rPr>
+          <m:t>+</m:t>
+        </m:r>
+        <m:r>
+          <m:t>9.8</m:t>
+        </m:r>
+      </m:oMath>
       <w:r>
         <w:t xml:space="preserve"> pp</w:t>
       </w:r>
@@ -26816,69 +27030,187 @@
       <w:r>
         <w:t xml:space="preserve">(</w:t>
       </w:r>
-      <w:r>
-        <w:t xml:space="preserve">$p=\GtwoPtenTen$</w:t>
-      </w:r>
+      <m:oMath>
+        <m:r>
+          <m:t>p</m:t>
+        </m:r>
+        <m:r>
+          <m:rPr>
+            <m:sty m:val="p"/>
+          </m:rPr>
+          <m:t>=</m:t>
+        </m:r>
+        <m:r>
+          <m:t>0.006</m:t>
+        </m:r>
+      </m:oMath>
       <w:r>
         <w:t xml:space="preserve">, 95 % CI</w:t>
       </w:r>
       <w:r>
         <w:t xml:space="preserve"> </w:t>
       </w:r>
-      <w:r>
-        <w:t xml:space="preserve">$[\GtwoCItenLoTen, \GtwoCItenHiTen]$</w:t>
-      </w:r>
+      <m:oMath>
+        <m:r>
+          <m:rPr>
+            <m:sty m:val="p"/>
+          </m:rPr>
+          <m:t>[</m:t>
+        </m:r>
+        <m:r>
+          <m:t>6.70</m:t>
+        </m:r>
+        <m:r>
+          <m:rPr>
+            <m:sty m:val="p"/>
+          </m:rPr>
+          <m:t>,</m:t>
+        </m:r>
+        <m:r>
+          <m:t>13.00</m:t>
+        </m:r>
+        <m:r>
+          <m:rPr>
+            <m:sty m:val="p"/>
+          </m:rPr>
+          <m:t>]</m:t>
+        </m:r>
+      </m:oMath>
       <w:r>
         <w:t xml:space="preserve">),</w:t>
       </w:r>
       <w:r>
         <w:t xml:space="preserve"> </w:t>
       </w:r>
-      <w:r>
-        <w:t xml:space="preserve">$\GtwoDeltatenTfive$</w:t>
-      </w:r>
+      <m:oMath>
+        <m:r>
+          <m:rPr>
+            <m:sty m:val="p"/>
+          </m:rPr>
+          <m:t>+</m:t>
+        </m:r>
+        <m:r>
+          <m:t>11.4</m:t>
+        </m:r>
+      </m:oMath>
       <w:r>
         <w:t xml:space="preserve"> pp (</w:t>
       </w:r>
-      <w:r>
-        <w:t xml:space="preserve">$p=\GtwoPtenTfive$</w:t>
-      </w:r>
+      <m:oMath>
+        <m:r>
+          <m:t>p</m:t>
+        </m:r>
+        <m:r>
+          <m:rPr>
+            <m:sty m:val="p"/>
+          </m:rPr>
+          <m:t>=</m:t>
+        </m:r>
+        <m:r>
+          <m:t>0.013</m:t>
+        </m:r>
+      </m:oMath>
       <w:r>
         <w:t xml:space="preserve">, 95 % CI</w:t>
       </w:r>
       <w:r>
         <w:t xml:space="preserve"> </w:t>
       </w:r>
-      <w:r>
-        <w:t xml:space="preserve">$[\GtwoCItenLoTfive, \GtwoCItenHiTfive]$</w:t>
-      </w:r>
+      <m:oMath>
+        <m:r>
+          <m:rPr>
+            <m:sty m:val="p"/>
+          </m:rPr>
+          <m:t>[</m:t>
+        </m:r>
+        <m:r>
+          <m:t>5.80</m:t>
+        </m:r>
+        <m:r>
+          <m:rPr>
+            <m:sty m:val="p"/>
+          </m:rPr>
+          <m:t>,</m:t>
+        </m:r>
+        <m:r>
+          <m:t>17.00</m:t>
+        </m:r>
+        <m:r>
+          <m:rPr>
+            <m:sty m:val="p"/>
+          </m:rPr>
+          <m:t>]</m:t>
+        </m:r>
+      </m:oMath>
       <w:r>
         <w:t xml:space="preserve">), and</w:t>
       </w:r>
       <w:r>
         <w:t xml:space="preserve"> </w:t>
       </w:r>
-      <w:r>
-        <w:t xml:space="preserve">$\GtwoDeltatenFifty$</w:t>
-      </w:r>
+      <m:oMath>
+        <m:r>
+          <m:rPr>
+            <m:sty m:val="p"/>
+          </m:rPr>
+          <m:t>+</m:t>
+        </m:r>
+        <m:r>
+          <m:t>12.9</m:t>
+        </m:r>
+      </m:oMath>
       <w:r>
         <w:t xml:space="preserve"> pp (95 % CI</w:t>
       </w:r>
       <w:r>
         <w:t xml:space="preserve"> </w:t>
       </w:r>
-      <w:r>
-        <w:t xml:space="preserve">$[\GtwoCItenLoFifty, \GtwoCItenHiFifty]$</w:t>
-      </w:r>
+      <m:oMath>
+        <m:r>
+          <m:rPr>
+            <m:sty m:val="p"/>
+          </m:rPr>
+          <m:t>[</m:t>
+        </m:r>
+        <m:r>
+          <m:t>9.70</m:t>
+        </m:r>
+        <m:r>
+          <m:rPr>
+            <m:sty m:val="p"/>
+          </m:rPr>
+          <m:t>,</m:t>
+        </m:r>
+        <m:r>
+          <m:t>16.10</m:t>
+        </m:r>
+        <m:r>
+          <m:rPr>
+            <m:sty m:val="p"/>
+          </m:rPr>
+          <m:t>]</m:t>
+        </m:r>
+      </m:oMath>
       <w:r>
         <w:t xml:space="preserve">,</w:t>
       </w:r>
       <w:r>
         <w:t xml:space="preserve"> </w:t>
       </w:r>
-      <w:r>
-        <w:t xml:space="preserve">$p=\GtwoPtenFifty$</w:t>
-      </w:r>
+      <m:oMath>
+        <m:r>
+          <m:t>p</m:t>
+        </m:r>
+        <m:r>
+          <m:rPr>
+            <m:sty m:val="p"/>
+          </m:rPr>
+          <m:t>=</m:t>
+        </m:r>
+        <m:r>
+          <m:t>0.003</m:t>
+        </m:r>
+      </m:oMath>
       <w:r>
         <w:t xml:space="preserve">), respectively (</w:t>
       </w:r>
@@ -26931,9 +27263,17 @@
       <w:r>
         <w:t xml:space="preserve"> </w:t>
       </w:r>
-      <w:r>
-        <w:t xml:space="preserve">$\GtwoSlopeFifty$</w:t>
-      </w:r>
+      <m:oMath>
+        <m:r>
+          <m:rPr>
+            <m:sty m:val="p"/>
+          </m:rPr>
+          <m:t>−</m:t>
+        </m:r>
+        <m:r>
+          <m:t>0.91</m:t>
+        </m:r>
+      </m:oMath>
       <w:r>
         <w:t xml:space="preserve"> pp/gen (identical to the precision reported (</w:t>
       </w:r>
@@ -27004,9 +27344,17 @@
       <w:r>
         <w:t xml:space="preserve">(</w:t>
       </w:r>
-      <w:r>
-        <w:t xml:space="preserve">$\GtwoDeltatenFifty$</w:t>
-      </w:r>
+      <m:oMath>
+        <m:r>
+          <m:rPr>
+            <m:sty m:val="p"/>
+          </m:rPr>
+          <m:t>+</m:t>
+        </m:r>
+        <m:r>
+          <m:t>12.9</m:t>
+        </m:r>
+      </m:oMath>
       <w:r>
         <w:t xml:space="preserve"> pp,</w:t>
       </w:r>
@@ -27075,9 +27423,17 @@
       <w:r>
         <w:t xml:space="preserve">(</w:t>
       </w:r>
-      <w:r>
-        <w:t xml:space="preserve">$\BsevenDeltatenFifty$</w:t>
-      </w:r>
+      <m:oMath>
+        <m:r>
+          <m:rPr>
+            <m:sty m:val="p"/>
+          </m:rPr>
+          <m:t>+</m:t>
+        </m:r>
+        <m:r>
+          <m:t>9.2</m:t>
+        </m:r>
+      </m:oMath>
       <w:r>
         <w:t xml:space="preserve"> pp,</w:t>
       </w:r>
@@ -27973,9 +28329,17 @@
       <w:r>
         <w:t xml:space="preserve"> </w:t>
       </w:r>
-      <w:r>
-        <w:t xml:space="preserve">$\GthreeDeltatenTwoFiveSix$</w:t>
-      </w:r>
+      <m:oMath>
+        <m:r>
+          <m:rPr>
+            <m:sty m:val="p"/>
+          </m:rPr>
+          <m:t>+</m:t>
+        </m:r>
+        <m:r>
+          <m:t>0.00</m:t>
+        </m:r>
+      </m:oMath>
       <w:r>
         <w:t xml:space="preserve"> pp.</w:t>
       </w:r>
@@ -28170,9 +28534,20 @@
       <w:r>
         <w:t xml:space="preserve"> </w:t>
       </w:r>
-      <w:r>
-        <w:t xml:space="preserve">$p=\GfourPorder$</w:t>
-      </w:r>
+      <m:oMath>
+        <m:r>
+          <m:t>p</m:t>
+        </m:r>
+        <m:r>
+          <m:rPr>
+            <m:sty m:val="p"/>
+          </m:rPr>
+          <m:t>=</m:t>
+        </m:r>
+        <m:r>
+          <m:t>0.700</m:t>
+        </m:r>
+      </m:oMath>
       <w:r>
         <w:t xml:space="preserve">, indicating</w:t>
       </w:r>
@@ -28191,9 +28566,20 @@
       <w:r>
         <w:t xml:space="preserve"> </w:t>
       </w:r>
-      <w:r>
-        <w:t xml:space="preserve">$p=\GfourPorder$</w:t>
-      </w:r>
+      <m:oMath>
+        <m:r>
+          <m:t>p</m:t>
+        </m:r>
+        <m:r>
+          <m:rPr>
+            <m:sty m:val="p"/>
+          </m:rPr>
+          <m:t>=</m:t>
+        </m:r>
+        <m:r>
+          <m:t>0.700</m:t>
+        </m:r>
+      </m:oMath>
       <w:r>
         <w:t xml:space="preserve"> </w:t>
       </w:r>
@@ -28232,9 +28618,26 @@
       <w:r>
         <w:t xml:space="preserve"> </w:t>
       </w:r>
-      <w:r>
-        <w:t xml:space="preserve">$\GoneFourMten\%\pm1.7$</w:t>
-      </w:r>
+      <m:oMath>
+        <m:r>
+          <m:t>79.72</m:t>
+        </m:r>
+        <m:r>
+          <m:rPr>
+            <m:sty m:val="p"/>
+          </m:rPr>
+          <m:t>%</m:t>
+        </m:r>
+        <m:r>
+          <m:rPr>
+            <m:sty m:val="p"/>
+          </m:rPr>
+          <m:t>±</m:t>
+        </m:r>
+        <m:r>
+          <m:t>1.73</m:t>
+        </m:r>
+      </m:oMath>
       <w:r>
         <w:t xml:space="preserve"> pp</w:t>
       </w:r>
@@ -28255,7 +28658,7 @@
           <m:t>[</m:t>
         </m:r>
         <m:r>
-          <m:t>77.9</m:t>
+          <m:t>77.90</m:t>
         </m:r>
         <m:r>
           <m:rPr>
@@ -28264,7 +28667,7 @@
           <m:t>,</m:t>
         </m:r>
         <m:r>
-          <m:t>81.5</m:t>
+          <m:t>81.50</m:t>
         </m:r>
         <m:r>
           <m:rPr>
@@ -28562,9 +28965,17 @@
       <w:r>
         <w:t xml:space="preserve"> </w:t>
       </w:r>
-      <w:r>
-        <w:t xml:space="preserve">$\GfiveRonetwoetightLRlow\%$</w:t>
-      </w:r>
+      <m:oMath>
+        <m:r>
+          <m:t>96.20</m:t>
+        </m:r>
+        <m:r>
+          <m:rPr>
+            <m:sty m:val="p"/>
+          </m:rPr>
+          <m:t>%</m:t>
+        </m:r>
+      </m:oMath>
       <w:r>
         <w:t xml:space="preserve"> </w:t>
       </w:r>
@@ -28595,7 +29006,7 @@
       </w:r>
       <m:oMath>
         <m:r>
-          <m:t>85.9</m:t>
+          <m:t>85.90</m:t>
         </m:r>
         <m:r>
           <m:rPr>
@@ -28632,9 +29043,17 @@
       <w:r>
         <w:t xml:space="preserve"> </w:t>
       </w:r>
-      <w:r>
-        <w:t xml:space="preserve">$\GfiveRthreytwoLRhigh\%$</w:t>
-      </w:r>
+      <m:oMath>
+        <m:r>
+          <m:t>89.70</m:t>
+        </m:r>
+        <m:r>
+          <m:rPr>
+            <m:sty m:val="p"/>
+          </m:rPr>
+          <m:t>%</m:t>
+        </m:r>
+      </m:oMath>
       <w:r>
         <w:t xml:space="preserve"> </w:t>
       </w:r>
@@ -29194,9 +29613,17 @@
       <w:r>
         <w:t xml:space="preserve"> </w:t>
       </w:r>
-      <w:r>
-        <w:t xml:space="preserve">$\BsevenSlopeFifty$</w:t>
-      </w:r>
+      <m:oMath>
+        <m:r>
+          <m:rPr>
+            <m:sty m:val="p"/>
+          </m:rPr>
+          <m:t>−</m:t>
+        </m:r>
+        <m:r>
+          <m:t>0.15</m:t>
+        </m:r>
+      </m:oMath>
       <w:r>
         <w:t xml:space="preserve"> pp/generation, whereas a 10% reduction did not; its slope was</w:t>
       </w:r>
@@ -31263,7 +31690,16 @@
         <w:t xml:space="preserve"> </w:t>
       </w:r>
       <w:r>
-        <w:t xml:space="preserve">efficiency collapses to 0.13, baseline persistence falls to 5.2%, and MTLD</w:t>
+        <w:t xml:space="preserve">efficiency collapses to 0.13, baseline persistence falls to</w:t>
+      </w:r>
+      <w:r>
+        <w:t xml:space="preserve"> </w:t>
+      </w:r>
+      <w:r>
+        <w:t xml:space="preserve">5.1</w:t>
+      </w:r>
+      <w:r>
+        <w:t xml:space="preserve">%, and MTLD</w:t>
       </w:r>
       <w:r>
         <w:t xml:space="preserve"> </w:t>
@@ -34425,9 +34861,17 @@
       <w:r>
         <w:t xml:space="preserve"> </w:t>
       </w:r>
-      <w:r>
-        <w:t xml:space="preserve">$\GoneFourteenSlope$</w:t>
-      </w:r>
+      <m:oMath>
+        <m:r>
+          <m:rPr>
+            <m:sty m:val="p"/>
+          </m:rPr>
+          <m:t>−</m:t>
+        </m:r>
+        <m:r>
+          <m:t>1.19</m:t>
+        </m:r>
+      </m:oMath>
       <w:r>
         <w:t xml:space="preserve"> pp/generation (G1+G4,</w:t>
       </w:r>
@@ -34454,9 +34898,17 @@
       <w:r>
         <w:t xml:space="preserve"> </w:t>
       </w:r>
-      <w:r>
-        <w:t xml:space="preserve">$\GoneSlope$</w:t>
-      </w:r>
+      <m:oMath>
+        <m:r>
+          <m:rPr>
+            <m:sty m:val="p"/>
+          </m:rPr>
+          <m:t>−</m:t>
+        </m:r>
+        <m:r>
+          <m:t>1.28</m:t>
+        </m:r>
+      </m:oMath>
       <w:r>
         <w:t xml:space="preserve"> pp/generation (G1,</w:t>
       </w:r>
@@ -34483,9 +34935,17 @@
       <w:r>
         <w:t xml:space="preserve"> </w:t>
       </w:r>
-      <w:r>
-        <w:t xml:space="preserve">$\BsevenSlopeZero$</w:t>
-      </w:r>
+      <m:oMath>
+        <m:r>
+          <m:rPr>
+            <m:sty m:val="p"/>
+          </m:rPr>
+          <m:t>−</m:t>
+        </m:r>
+        <m:r>
+          <m:t>1.13</m:t>
+        </m:r>
+      </m:oMath>
       <w:r>
         <w:t xml:space="preserve"> pp/generation (dose–response 0% arm,</w:t>
       </w:r>

--- a/v4/docs/previous-submission/PDFs-KNOSYS-2026-10-05/enviar/manuscript-anonymous.docx
+++ b/v4/docs/previous-submission/PDFs-KNOSYS-2026-10-05/enviar/manuscript-anonymous.docx
@@ -23487,11 +23487,16 @@
       <w:r>
         <w:t xml:space="preserve"> </w:t>
       </w:r>
-      <w:r>
-        <w:t xml:space="preserve">5.1</w:t>
-      </w:r>
-      <w:r>
-        <w:t xml:space="preserve">%. We refer to this as a</w:t>
+      <m:oMath>
+        <m:r>
+          <m:t>5.1</m:t>
+        </m:r>
+      </m:oMath>
+      <w:r>
+        <w:t xml:space="preserve">% (4 of 78 items)</w:t>
+      </w:r>
+      <w:r>
+        <w:t xml:space="preserve">. We refer to this as a</w:t>
       </w:r>
       <w:r>
         <w:t xml:space="preserve"> </w:t>
@@ -31695,11 +31700,16 @@
       <w:r>
         <w:t xml:space="preserve"> </w:t>
       </w:r>
-      <w:r>
-        <w:t xml:space="preserve">5.1</w:t>
-      </w:r>
-      <w:r>
-        <w:t xml:space="preserve">%, and MTLD</w:t>
+      <m:oMath>
+        <m:r>
+          <m:t>5.1</m:t>
+        </m:r>
+      </m:oMath>
+      <w:r>
+        <w:t xml:space="preserve">% (4 of 78 items)</w:t>
+      </w:r>
+      <w:r>
+        <w:t xml:space="preserve">, and MTLD</w:t>
       </w:r>
       <w:r>
         <w:t xml:space="preserve"> </w:t>

--- a/v4/docs/previous-submission/PDFs-KNOSYS-2026-10-05/enviar/manuscript-anonymous.docx
+++ b/v4/docs/previous-submission/PDFs-KNOSYS-2026-10-05/enviar/manuscript-anonymous.docx
@@ -121,13 +121,7 @@
         <w:t xml:space="preserve"> </w:t>
       </w:r>
       <w:r>
-        <w:t xml:space="preserve">Gemma 3, a tenfold difference between architectures (these are not the same</w:t>
-      </w:r>
-      <w:r>
-        <w:t xml:space="preserve"> </w:t>
-      </w:r>
-      <w:r>
-        <w:t xml:space="preserve">transition type). Learning-rate sweeps under full fine-tuning reproduce the</w:t>
+        <w:t xml:space="preserve">Gemma 3, a tenfold difference between architectures. Learning-rate sweeps under full fine-tuning reproduce the</w:t>
       </w:r>
       <w:r>
         <w:t xml:space="preserve"> </w:t>
@@ -304,7 +298,7 @@
         <w:t xml:space="preserve"> </w:t>
       </w:r>
       <w:r>
-        <w:t xml:space="preserve">Single-seed ablations are labeled descriptive throughout. The</w:t>
+        <w:t xml:space="preserve">The</w:t>
       </w:r>
       <w:r>
         <w:t xml:space="preserve"> </w:t>
@@ -34565,6 +34559,12 @@
         <w:t xml:space="preserve">(permanent, citable):</w:t>
       </w:r>
       <w:r>
+        <w:br/>
+      </w:r>
+      <w:r>
+        <w:t xml:space="preserve">Concept DOI (all versions, resolves to the latest):</w:t>
+      </w:r>
+      <w:r>
         <w:t xml:space="preserve"> </w:t>
       </w:r>
       <w:hyperlink r:id="rId115">
@@ -34572,14 +34572,14 @@
           <w:rPr>
             <w:rStyle w:val="Hyperlink"/>
           </w:rPr>
-          <w:t xml:space="preserve">https://doi.org/10.5281/zenodo.23146342</w:t>
+          <w:t xml:space="preserve">https://doi.org/10.5281/zenodo.[CONCEPT-DOI]</w:t>
         </w:r>
       </w:hyperlink>
       <w:r>
-        <w:t xml:space="preserve"> </w:t>
-      </w:r>
-      <w:r>
-        <w:t xml:space="preserve">(DOI:</w:t>
+        <w:br/>
+      </w:r>
+      <w:r>
+        <w:t xml:space="preserve">Version v1.0.4 DOI (this paper):</w:t>
       </w:r>
       <w:r>
         <w:t xml:space="preserve"> </w:t>
@@ -34589,12 +34589,9 @@
           <w:rPr>
             <w:rStyle w:val="Hyperlink"/>
           </w:rPr>
-          <w:t xml:space="preserve">10.5281/zenodo.23146342</w:t>
+          <w:t xml:space="preserve">https://doi.org/10.5281/zenodo.[VERSION-DOI-v1.0.4]</w:t>
         </w:r>
       </w:hyperlink>
-      <w:r>
-        <w:t xml:space="preserve">)</w:t>
-      </w:r>
     </w:p>
     <w:p>
       <w:pPr>
@@ -34653,19 +34650,10 @@
         <w:rPr>
           <w:rStyle w:val="VerbatimChar"/>
         </w:rPr>
-        <w:t xml:space="preserve">v1.0.3</w:t>
-      </w:r>
-      <w:r>
-        <w:t xml:space="preserve">;</w:t>
-      </w:r>
-      <w:r>
-        <w:t xml:space="preserve"> </w:t>
-      </w:r>
-      <w:r>
-        <w:t xml:space="preserve">note: v1.0.3 contains the initial replication scripts, data, and a draft manuscript; it does not contain the revisions, notation corrections, or layout fixes applied in the current submission; a new release will be deposited after the final version is frozen</w:t>
-      </w:r>
-      <w:r>
-        <w:t xml:space="preserve">)</w:t>
+        <w:t xml:space="preserve">v1.0.4</w:t>
+      </w:r>
+      <w:r>
+        <w:t xml:space="preserve">; includes consolidated results, analysis scripts, figure scripts, and audit checks)</w:t>
       </w:r>
     </w:p>
     <w:p>

--- a/v4/docs/previous-submission/PDFs-KNOSYS-2026-10-05/enviar/manuscript-anonymous.docx
+++ b/v4/docs/previous-submission/PDFs-KNOSYS-2026-10-05/enviar/manuscript-anonymous.docx
@@ -34397,7 +34397,7 @@
       </w:r>
     </w:p>
     <w:bookmarkEnd w:id="114"/>
-    <w:bookmarkStart w:id="118" w:name="app:repo"/>
+    <w:bookmarkStart w:id="117" w:name="app:repo"/>
     <w:p>
       <w:pPr>
         <w:pStyle w:val="Heading1"/>
@@ -34572,7 +34572,7 @@
           <w:rPr>
             <w:rStyle w:val="Hyperlink"/>
           </w:rPr>
-          <w:t xml:space="preserve">https://doi.org/10.5281/zenodo.[CONCEPT-DOI]</w:t>
+          <w:t xml:space="preserve">https://doi.org/10.5281/zenodo.23185146</w:t>
         </w:r>
       </w:hyperlink>
       <w:r>
@@ -34584,12 +34584,12 @@
       <w:r>
         <w:t xml:space="preserve"> </w:t>
       </w:r>
-      <w:hyperlink r:id="rId116">
+      <w:hyperlink r:id="rId115">
         <w:r>
           <w:rPr>
             <w:rStyle w:val="Hyperlink"/>
           </w:rPr>
-          <w:t xml:space="preserve">https://doi.org/10.5281/zenodo.[VERSION-DOI-v1.0.4]</w:t>
+          <w:t xml:space="preserve">https://doi.org/10.5281/zenodo.23185146</w:t>
         </w:r>
       </w:hyperlink>
     </w:p>
@@ -34624,7 +34624,7 @@
           <w:numId w:val="1000"/>
         </w:numPr>
       </w:pPr>
-      <w:hyperlink r:id="rId117">
+      <w:hyperlink r:id="rId116">
         <w:r>
           <w:rPr>
             <w:rStyle w:val="Hyperlink"/>
@@ -34730,7 +34730,7 @@
         <w:t xml:space="preserve">Table S1.</w:t>
       </w:r>
     </w:p>
-    <w:bookmarkEnd w:id="118"/>
+    <w:bookmarkEnd w:id="117"/>
     <w:sectPr>
       <w:footnotePr>
         <w:numRestart w:val="eachSect"/>

--- a/v4/docs/previous-submission/PDFs-KNOSYS-2026-10-05/enviar/manuscript-anonymous.docx
+++ b/v4/docs/previous-submission/PDFs-KNOSYS-2026-10-05/enviar/manuscript-anonymous.docx
@@ -34397,7 +34397,7 @@
       </w:r>
     </w:p>
     <w:bookmarkEnd w:id="114"/>
-    <w:bookmarkStart w:id="117" w:name="app:repo"/>
+    <w:bookmarkStart w:id="118" w:name="app:repo"/>
     <w:p>
       <w:pPr>
         <w:pStyle w:val="Heading1"/>
@@ -34572,7 +34572,7 @@
           <w:rPr>
             <w:rStyle w:val="Hyperlink"/>
           </w:rPr>
-          <w:t xml:space="preserve">https://doi.org/10.5281/zenodo.23185146</w:t>
+          <w:t xml:space="preserve">https://doi.org/10.5281/zenodo.23145361</w:t>
         </w:r>
       </w:hyperlink>
       <w:r>
@@ -34584,7 +34584,7 @@
       <w:r>
         <w:t xml:space="preserve"> </w:t>
       </w:r>
-      <w:hyperlink r:id="rId115">
+      <w:hyperlink r:id="rId116">
         <w:r>
           <w:rPr>
             <w:rStyle w:val="Hyperlink"/>
@@ -34624,7 +34624,7 @@
           <w:numId w:val="1000"/>
         </w:numPr>
       </w:pPr>
-      <w:hyperlink r:id="rId116">
+      <w:hyperlink r:id="rId117">
         <w:r>
           <w:rPr>
             <w:rStyle w:val="Hyperlink"/>
@@ -34730,7 +34730,7 @@
         <w:t xml:space="preserve">Table S1.</w:t>
       </w:r>
     </w:p>
-    <w:bookmarkEnd w:id="117"/>
+    <w:bookmarkEnd w:id="118"/>
     <w:sectPr>
       <w:footnotePr>
         <w:numRestart w:val="eachSect"/>
